--- a/tests/corpus/generated/cv-en-academic.docx
+++ b/tests/corpus/generated/cv-en-academic.docx
@@ -423,6 +423,7 @@
         </w:tc>
       </w:tr>
     </w:tbl>
+    <w:p/>
     <w:sectPr>
       <w:footerReference w:type="default" r:id="rId5"/>
       <w:pgSz w:w="12240" w:h="15840"/>
